--- a/25054_古賀匠_卒業制作テーマ・中間発表.docx
+++ b/25054_古賀匠_卒業制作テーマ・中間発表.docx
@@ -205,7 +205,7 @@
               </w:pBdr>
               <w:jc w:val="both"/>
               <w:rPr>
-                <w:rFonts w:ascii="ＭＳ ゴシック" w:eastAsia="ＭＳ ゴシック" w:hAnsi="ＭＳ ゴシック" w:cs="ＭＳ ゴシック" w:hint="eastAsia"/>
+                <w:rFonts w:ascii="ＭＳ ゴシック" w:eastAsia="ＭＳ ゴシック" w:hAnsi="ＭＳ ゴシック" w:cs="ＭＳ ゴシック"/>
                 <w:color w:val="000000"/>
                 <w:sz w:val="21"/>
                 <w:szCs w:val="21"/>
@@ -271,7 +271,6 @@
                 <w:between w:val="nil"/>
               </w:pBdr>
               <w:rPr>
-                <w:rFonts w:hint="eastAsia"/>
                 <w:color w:val="000000"/>
                 <w:sz w:val="21"/>
                 <w:szCs w:val="21"/>
@@ -330,7 +329,6 @@
               </w:pBdr>
               <w:jc w:val="both"/>
               <w:rPr>
-                <w:rFonts w:hint="eastAsia"/>
                 <w:color w:val="000000"/>
                 <w:sz w:val="21"/>
                 <w:szCs w:val="21"/>
@@ -428,7 +426,7 @@
             <w:pPr>
               <w:spacing w:line="276" w:lineRule="auto"/>
               <w:rPr>
-                <w:rFonts w:ascii="ＭＳ ゴシック" w:eastAsia="ＭＳ ゴシック" w:hAnsi="ＭＳ ゴシック" w:cs="ＭＳ ゴシック" w:hint="eastAsia"/>
+                <w:rFonts w:ascii="ＭＳ ゴシック" w:eastAsia="ＭＳ ゴシック" w:hAnsi="ＭＳ ゴシック" w:cs="ＭＳ ゴシック"/>
                 <w:sz w:val="21"/>
                 <w:szCs w:val="21"/>
               </w:rPr>
@@ -465,7 +463,15 @@
                 <w:sz w:val="21"/>
                 <w:szCs w:val="21"/>
               </w:rPr>
-              <w:t>・感情をカメラワークで表し、映像の中で感情の移り変わりを表現する為の技術を追求</w:t>
+              <w:t>・</w:t>
+            </w:r>
+            <w:r>
+              <w:rPr>
+                <w:rFonts w:ascii="ＭＳ ゴシック" w:eastAsia="ＭＳ ゴシック" w:hAnsi="ＭＳ ゴシック" w:cs="ＭＳ ゴシック" w:hint="eastAsia"/>
+                <w:sz w:val="21"/>
+                <w:szCs w:val="21"/>
+              </w:rPr>
+              <w:t>久留米市の魅力を詳しく追求し、自分自身も久留米市について研究してまとめる。</w:t>
             </w:r>
           </w:p>
         </w:tc>
@@ -515,18 +521,38 @@
               </w:pBdr>
               <w:jc w:val="both"/>
               <w:rPr>
-                <w:sz w:val="21"/>
-                <w:szCs w:val="21"/>
-              </w:rPr>
-            </w:pPr>
-            <w:r>
-              <w:rPr>
-                <w:sz w:val="21"/>
-                <w:szCs w:val="21"/>
-              </w:rPr>
-              <w:t>目的・今夢を追っている人に向かってもっと頑張ってみようと感じてもらう</w:t>
-            </w:r>
-          </w:p>
+                <w:rFonts w:hint="eastAsia"/>
+                <w:sz w:val="21"/>
+                <w:szCs w:val="21"/>
+              </w:rPr>
+            </w:pPr>
+            <w:r>
+              <w:rPr>
+                <w:rFonts w:hint="eastAsia"/>
+                <w:sz w:val="21"/>
+                <w:szCs w:val="21"/>
+              </w:rPr>
+              <w:t>久留米は知ってるけど行ったことがない、魅力を知らない方などに是非魅力を知って、久留米に遊びに来てほしい</w:t>
+            </w:r>
+            <w:r>
+              <w:rPr>
+                <w:sz w:val="21"/>
+                <w:szCs w:val="21"/>
+              </w:rPr>
+              <w:t>。</w:t>
+            </w:r>
+          </w:p>
+        </w:tc>
+      </w:tr>
+      <w:tr>
+        <w:trPr>
+          <w:trHeight w:val="11528"/>
+        </w:trPr>
+        <w:tc>
+          <w:tcPr>
+            <w:tcW w:w="10608" w:type="dxa"/>
+            <w:gridSpan w:val="3"/>
+          </w:tcPr>
           <w:p>
             <w:pPr>
               <w:widowControl w:val="0"/>
@@ -539,29 +565,24 @@
               </w:pBdr>
               <w:jc w:val="both"/>
               <w:rPr>
-                <w:sz w:val="21"/>
-                <w:szCs w:val="21"/>
-              </w:rPr>
-            </w:pPr>
-            <w:r>
-              <w:rPr>
-                <w:sz w:val="21"/>
-                <w:szCs w:val="21"/>
-              </w:rPr>
-              <w:t>背景・音楽とそれに伴う映像に込められた思いを受け取る側でなく、届ける側になりたいと感じたため。</w:t>
-            </w:r>
-          </w:p>
-        </w:tc>
-      </w:tr>
-      <w:tr>
-        <w:trPr>
-          <w:trHeight w:val="4740"/>
-        </w:trPr>
-        <w:tc>
-          <w:tcPr>
-            <w:tcW w:w="10608" w:type="dxa"/>
-            <w:gridSpan w:val="3"/>
-          </w:tcPr>
+                <w:rFonts w:ascii="ＭＳ ゴシック" w:eastAsia="ＭＳ ゴシック" w:hAnsi="ＭＳ ゴシック" w:cs="ＭＳ ゴシック"/>
+                <w:b/>
+                <w:color w:val="000000"/>
+                <w:sz w:val="21"/>
+                <w:szCs w:val="21"/>
+              </w:rPr>
+            </w:pPr>
+            <w:r>
+              <w:rPr>
+                <w:rFonts w:ascii="ＭＳ ゴシック" w:eastAsia="ＭＳ ゴシック" w:hAnsi="ＭＳ ゴシック" w:cs="ＭＳ ゴシック"/>
+                <w:b/>
+                <w:color w:val="000000"/>
+                <w:sz w:val="21"/>
+                <w:szCs w:val="21"/>
+              </w:rPr>
+              <w:t>作品・研究の概要</w:t>
+            </w:r>
+          </w:p>
           <w:p>
             <w:pPr>
               <w:widowControl w:val="0"/>
@@ -576,7 +597,6 @@
               <w:rPr>
                 <w:rFonts w:ascii="ＭＳ ゴシック" w:eastAsia="ＭＳ ゴシック" w:hAnsi="ＭＳ ゴシック" w:cs="ＭＳ ゴシック"/>
                 <w:b/>
-                <w:color w:val="000000"/>
                 <w:sz w:val="21"/>
                 <w:szCs w:val="21"/>
               </w:rPr>
@@ -589,7 +609,7 @@
                 <w:sz w:val="21"/>
                 <w:szCs w:val="21"/>
               </w:rPr>
-              <w:t>作品・研究の概要</w:t>
+              <w:t>-制作物-</w:t>
             </w:r>
           </w:p>
           <w:p>
@@ -614,13 +634,659 @@
               <w:rPr>
                 <w:rFonts w:ascii="ＭＳ ゴシック" w:eastAsia="ＭＳ ゴシック" w:hAnsi="ＭＳ ゴシック" w:cs="ＭＳ ゴシック"/>
                 <w:b/>
-                <w:color w:val="000000"/>
-                <w:sz w:val="21"/>
-                <w:szCs w:val="21"/>
-              </w:rPr>
-              <w:t>-制作物①-</w:t>
-            </w:r>
-          </w:p>
+                <w:sz w:val="21"/>
+                <w:szCs w:val="21"/>
+              </w:rPr>
+              <w:t>-研究-</w:t>
+            </w:r>
+          </w:p>
+          <w:p>
+            <w:pPr>
+              <w:widowControl w:val="0"/>
+              <w:ind w:left="210" w:hanging="210"/>
+              <w:jc w:val="both"/>
+              <w:rPr>
+                <w:rFonts w:ascii="ＭＳ ゴシック" w:eastAsia="ＭＳ ゴシック" w:hAnsi="ＭＳ ゴシック" w:cs="ＭＳ ゴシック" w:hint="eastAsia"/>
+                <w:sz w:val="15"/>
+                <w:szCs w:val="15"/>
+              </w:rPr>
+            </w:pPr>
+            <w:r>
+              <w:rPr>
+                <w:rFonts w:ascii="ＭＳ ゴシック" w:eastAsia="ＭＳ ゴシック" w:hAnsi="ＭＳ ゴシック" w:cs="ＭＳ ゴシック"/>
+                <w:sz w:val="15"/>
+                <w:szCs w:val="15"/>
+              </w:rPr>
+              <w:t>・</w:t>
+            </w:r>
+            <w:r>
+              <w:rPr>
+                <w:rFonts w:ascii="ＭＳ ゴシック" w:eastAsia="ＭＳ ゴシック" w:hAnsi="ＭＳ ゴシック" w:cs="ＭＳ ゴシック" w:hint="eastAsia"/>
+                <w:sz w:val="15"/>
+                <w:szCs w:val="15"/>
+              </w:rPr>
+              <w:t>久留米市に住んでいる</w:t>
+            </w:r>
+            <w:r>
+              <w:rPr>
+                <w:rFonts w:ascii="ＭＳ ゴシック" w:eastAsia="ＭＳ ゴシック" w:hAnsi="ＭＳ ゴシック" w:cs="ＭＳ ゴシック" w:hint="eastAsia"/>
+                <w:sz w:val="15"/>
+                <w:szCs w:val="15"/>
+              </w:rPr>
+              <w:t>人に対してとったアンケート調査</w:t>
+            </w:r>
+            <w:r>
+              <w:rPr>
+                <w:rFonts w:ascii="ＭＳ ゴシック" w:eastAsia="ＭＳ ゴシック" w:hAnsi="ＭＳ ゴシック" w:cs="ＭＳ ゴシック" w:hint="eastAsia"/>
+                <w:sz w:val="15"/>
+                <w:szCs w:val="15"/>
+              </w:rPr>
+              <w:t xml:space="preserve">　久留米市役所</w:t>
+            </w:r>
+            <w:hyperlink r:id="rId6" w:history="1">
+              <w:r>
+                <w:rPr>
+                  <w:rStyle w:val="af1"/>
+                  <w:rFonts w:ascii="ＭＳ ゴシック" w:eastAsia="ＭＳ ゴシック" w:hAnsi="ＭＳ ゴシック" w:cs="ＭＳ ゴシック" w:hint="eastAsia"/>
+                  <w:sz w:val="15"/>
+                  <w:szCs w:val="15"/>
+                </w:rPr>
+                <w:t>協働推進部広聴・相談課</w:t>
+              </w:r>
+            </w:hyperlink>
+            <w:r>
+              <w:rPr>
+                <w:rFonts w:ascii="ＭＳ ゴシック" w:eastAsia="ＭＳ ゴシック" w:hAnsi="ＭＳ ゴシック" w:cs="ＭＳ ゴシック" w:hint="eastAsia"/>
+                <w:sz w:val="15"/>
+                <w:szCs w:val="15"/>
+              </w:rPr>
+              <w:t>のアンケート参照</w:t>
+            </w:r>
+          </w:p>
+          <w:p>
+            <w:pPr>
+              <w:widowControl w:val="0"/>
+              <w:ind w:left="210" w:hanging="210"/>
+              <w:jc w:val="both"/>
+              <w:rPr>
+                <w:rFonts w:ascii="ＭＳ ゴシック" w:eastAsia="ＭＳ ゴシック" w:hAnsi="ＭＳ ゴシック" w:cs="ＭＳ ゴシック"/>
+                <w:sz w:val="15"/>
+                <w:szCs w:val="15"/>
+              </w:rPr>
+            </w:pPr>
+            <w:r>
+              <w:rPr>
+                <w:rFonts w:ascii="ＭＳ ゴシック" w:eastAsia="ＭＳ ゴシック" w:hAnsi="ＭＳ ゴシック" w:cs="ＭＳ ゴシック"/>
+                <w:sz w:val="15"/>
+                <w:szCs w:val="15"/>
+              </w:rPr>
+              <w:drawing>
+                <wp:inline distT="0" distB="0" distL="0" distR="0" wp14:anchorId="10C900EB" wp14:editId="31EC1495">
+                  <wp:extent cx="2963119" cy="2916820"/>
+                  <wp:effectExtent l="0" t="0" r="8890" b="0"/>
+                  <wp:docPr id="1523033120" name="図 1"/>
+                  <wp:cNvGraphicFramePr>
+                    <a:graphicFrameLocks xmlns:a="http://schemas.openxmlformats.org/drawingml/2006/main" noChangeAspect="1"/>
+                  </wp:cNvGraphicFramePr>
+                  <a:graphic xmlns:a="http://schemas.openxmlformats.org/drawingml/2006/main">
+                    <a:graphicData uri="http://schemas.openxmlformats.org/drawingml/2006/picture">
+                      <pic:pic xmlns:pic="http://schemas.openxmlformats.org/drawingml/2006/picture">
+                        <pic:nvPicPr>
+                          <pic:cNvPr id="1523033120" name=""/>
+                          <pic:cNvPicPr/>
+                        </pic:nvPicPr>
+                        <pic:blipFill>
+                          <a:blip r:embed="rId7"/>
+                          <a:stretch>
+                            <a:fillRect/>
+                          </a:stretch>
+                        </pic:blipFill>
+                        <pic:spPr>
+                          <a:xfrm>
+                            <a:off x="0" y="0"/>
+                            <a:ext cx="2977613" cy="2931087"/>
+                          </a:xfrm>
+                          <a:prstGeom prst="rect">
+                            <a:avLst/>
+                          </a:prstGeom>
+                        </pic:spPr>
+                      </pic:pic>
+                    </a:graphicData>
+                  </a:graphic>
+                </wp:inline>
+              </w:drawing>
+            </w:r>
+          </w:p>
+          <w:p>
+            <w:pPr>
+              <w:widowControl w:val="0"/>
+              <w:ind w:left="210" w:hanging="210"/>
+              <w:jc w:val="both"/>
+              <w:rPr>
+                <w:rFonts w:ascii="ＭＳ ゴシック" w:eastAsia="ＭＳ ゴシック" w:hAnsi="ＭＳ ゴシック" w:cs="ＭＳ ゴシック"/>
+                <w:sz w:val="15"/>
+                <w:szCs w:val="15"/>
+              </w:rPr>
+            </w:pPr>
+            <w:r>
+              <w:rPr>
+                <w:rFonts w:ascii="ＭＳ ゴシック" w:eastAsia="ＭＳ ゴシック" w:hAnsi="ＭＳ ゴシック" w:cs="ＭＳ ゴシック" w:hint="eastAsia"/>
+                <w:sz w:val="15"/>
+                <w:szCs w:val="15"/>
+              </w:rPr>
+              <w:t>このアンケートを見ると</w:t>
+            </w:r>
+            <w:r>
+              <w:rPr>
+                <w:rFonts w:ascii="ＭＳ ゴシック" w:eastAsia="ＭＳ ゴシック" w:hAnsi="ＭＳ ゴシック" w:cs="ＭＳ ゴシック" w:hint="eastAsia"/>
+                <w:sz w:val="15"/>
+                <w:szCs w:val="15"/>
+              </w:rPr>
+              <w:t>久留米市が</w:t>
+            </w:r>
+            <w:r>
+              <w:rPr>
+                <w:rFonts w:ascii="ＭＳ ゴシック" w:eastAsia="ＭＳ ゴシック" w:hAnsi="ＭＳ ゴシック" w:cs="ＭＳ ゴシック" w:hint="eastAsia"/>
+                <w:sz w:val="15"/>
+                <w:szCs w:val="15"/>
+              </w:rPr>
+              <w:t>子育</w:t>
+            </w:r>
+            <w:r>
+              <w:rPr>
+                <w:rFonts w:ascii="ＭＳ ゴシック" w:eastAsia="ＭＳ ゴシック" w:hAnsi="ＭＳ ゴシック" w:cs="ＭＳ ゴシック" w:hint="eastAsia"/>
+                <w:sz w:val="15"/>
+                <w:szCs w:val="15"/>
+              </w:rPr>
+              <w:t>がしやすいと思っている人や安全に住めると思っている方は多いが、国際性豊か</w:t>
+            </w:r>
+            <w:r>
+              <w:rPr>
+                <w:rFonts w:ascii="ＭＳ ゴシック" w:eastAsia="ＭＳ ゴシック" w:hAnsi="ＭＳ ゴシック" w:cs="ＭＳ ゴシック" w:hint="eastAsia"/>
+                <w:sz w:val="15"/>
+                <w:szCs w:val="15"/>
+              </w:rPr>
+              <w:t>ではないと思っている人や</w:t>
+            </w:r>
+            <w:r>
+              <w:rPr>
+                <w:rFonts w:ascii="ＭＳ ゴシック" w:eastAsia="ＭＳ ゴシック" w:hAnsi="ＭＳ ゴシック" w:cs="ＭＳ ゴシック" w:hint="eastAsia"/>
+                <w:sz w:val="15"/>
+                <w:szCs w:val="15"/>
+              </w:rPr>
+              <w:t>にぎやかではないと思っている人が多</w:t>
+            </w:r>
+            <w:r>
+              <w:rPr>
+                <w:rFonts w:ascii="ＭＳ ゴシック" w:eastAsia="ＭＳ ゴシック" w:hAnsi="ＭＳ ゴシック" w:cs="ＭＳ ゴシック" w:hint="eastAsia"/>
+                <w:sz w:val="15"/>
+                <w:szCs w:val="15"/>
+              </w:rPr>
+              <w:t>い。しかし久留米市にはお祭りやイベント、観光スポットなども多くそれを紹介したい。</w:t>
+            </w:r>
+          </w:p>
+          <w:p>
+            <w:pPr>
+              <w:widowControl w:val="0"/>
+              <w:ind w:left="210" w:hanging="210"/>
+              <w:jc w:val="both"/>
+              <w:rPr>
+                <w:rFonts w:ascii="ＭＳ ゴシック" w:eastAsia="ＭＳ ゴシック" w:hAnsi="ＭＳ ゴシック" w:cs="ＭＳ ゴシック" w:hint="eastAsia"/>
+                <w:sz w:val="15"/>
+                <w:szCs w:val="15"/>
+              </w:rPr>
+            </w:pPr>
+          </w:p>
+          <w:p>
+            <w:pPr>
+              <w:widowControl w:val="0"/>
+              <w:jc w:val="both"/>
+              <w:rPr>
+                <w:rFonts w:ascii="ＭＳ ゴシック" w:eastAsia="ＭＳ ゴシック" w:hAnsi="ＭＳ ゴシック" w:cs="ＭＳ ゴシック"/>
+                <w:b/>
+                <w:sz w:val="21"/>
+                <w:szCs w:val="21"/>
+              </w:rPr>
+            </w:pPr>
+            <w:r>
+              <w:rPr>
+                <w:rFonts w:ascii="ＭＳ ゴシック" w:eastAsia="ＭＳ ゴシック" w:hAnsi="ＭＳ ゴシック" w:cs="ＭＳ ゴシック"/>
+                <w:b/>
+                <w:sz w:val="21"/>
+                <w:szCs w:val="21"/>
+              </w:rPr>
+              <w:t>作品の内容・作品の撮影</w:t>
+            </w:r>
+            <w:r>
+              <w:rPr>
+                <w:rFonts w:ascii="ＭＳ ゴシック" w:eastAsia="ＭＳ ゴシック" w:hAnsi="ＭＳ ゴシック" w:cs="ＭＳ ゴシック" w:hint="eastAsia"/>
+                <w:b/>
+                <w:sz w:val="21"/>
+                <w:szCs w:val="21"/>
+              </w:rPr>
+              <w:t>・作成</w:t>
+            </w:r>
+            <w:r>
+              <w:rPr>
+                <w:rFonts w:ascii="ＭＳ ゴシック" w:eastAsia="ＭＳ ゴシック" w:hAnsi="ＭＳ ゴシック" w:cs="ＭＳ ゴシック"/>
+                <w:b/>
+                <w:sz w:val="21"/>
+                <w:szCs w:val="21"/>
+              </w:rPr>
+              <w:t>方法</w:t>
+            </w:r>
+          </w:p>
+          <w:p>
+            <w:pPr>
+              <w:widowControl w:val="0"/>
+              <w:jc w:val="both"/>
+              <w:rPr>
+                <w:rFonts w:ascii="ＭＳ ゴシック" w:eastAsia="ＭＳ ゴシック" w:hAnsi="ＭＳ ゴシック" w:cs="ＭＳ ゴシック"/>
+                <w:b/>
+                <w:sz w:val="21"/>
+                <w:szCs w:val="21"/>
+              </w:rPr>
+            </w:pPr>
+            <w:r>
+              <w:rPr>
+                <w:rFonts w:ascii="ＭＳ ゴシック" w:eastAsia="ＭＳ ゴシック" w:hAnsi="ＭＳ ゴシック" w:cs="ＭＳ ゴシック"/>
+                <w:b/>
+                <w:sz w:val="21"/>
+                <w:szCs w:val="21"/>
+              </w:rPr>
+              <w:t>-作品の内容-</w:t>
+            </w:r>
+          </w:p>
+          <w:p>
+            <w:pPr>
+              <w:widowControl w:val="0"/>
+              <w:ind w:left="210" w:hanging="210"/>
+              <w:jc w:val="both"/>
+              <w:rPr>
+                <w:rFonts w:ascii="ＭＳ ゴシック" w:eastAsia="ＭＳ ゴシック" w:hAnsi="ＭＳ ゴシック" w:cs="ＭＳ ゴシック"/>
+                <w:sz w:val="15"/>
+                <w:szCs w:val="15"/>
+              </w:rPr>
+            </w:pPr>
+            <w:r>
+              <w:rPr>
+                <w:rFonts w:ascii="ＭＳ ゴシック" w:eastAsia="ＭＳ ゴシック" w:hAnsi="ＭＳ ゴシック" w:cs="ＭＳ ゴシック"/>
+                <w:sz w:val="15"/>
+                <w:szCs w:val="15"/>
+              </w:rPr>
+              <w:t>・</w:t>
+            </w:r>
+            <w:r>
+              <w:rPr>
+                <w:rFonts w:ascii="ＭＳ ゴシック" w:eastAsia="ＭＳ ゴシック" w:hAnsi="ＭＳ ゴシック" w:cs="ＭＳ ゴシック" w:hint="eastAsia"/>
+                <w:sz w:val="15"/>
+                <w:szCs w:val="15"/>
+              </w:rPr>
+              <w:t>久留米の魅力を知ってもらい、観光</w:t>
+            </w:r>
+            <w:r>
+              <w:rPr>
+                <w:rFonts w:ascii="ＭＳ ゴシック" w:eastAsia="ＭＳ ゴシック" w:hAnsi="ＭＳ ゴシック" w:cs="ＭＳ ゴシック" w:hint="eastAsia"/>
+                <w:sz w:val="15"/>
+                <w:szCs w:val="15"/>
+              </w:rPr>
+              <w:t>に来てもらったり</w:t>
+            </w:r>
+            <w:r>
+              <w:rPr>
+                <w:rFonts w:ascii="ＭＳ ゴシック" w:eastAsia="ＭＳ ゴシック" w:hAnsi="ＭＳ ゴシック" w:cs="ＭＳ ゴシック" w:hint="eastAsia"/>
+                <w:sz w:val="15"/>
+                <w:szCs w:val="15"/>
+              </w:rPr>
+              <w:t>住みたいと思わせたい。</w:t>
+            </w:r>
+          </w:p>
+          <w:p>
+            <w:pPr>
+              <w:widowControl w:val="0"/>
+              <w:ind w:left="210" w:hanging="210"/>
+              <w:jc w:val="both"/>
+              <w:rPr>
+                <w:rFonts w:ascii="ＭＳ ゴシック" w:eastAsia="ＭＳ ゴシック" w:hAnsi="ＭＳ ゴシック" w:cs="ＭＳ ゴシック" w:hint="eastAsia"/>
+                <w:sz w:val="15"/>
+                <w:szCs w:val="15"/>
+              </w:rPr>
+            </w:pPr>
+          </w:p>
+          <w:p>
+            <w:pPr>
+              <w:widowControl w:val="0"/>
+              <w:jc w:val="both"/>
+              <w:rPr>
+                <w:rFonts w:ascii="ＭＳ ゴシック" w:eastAsia="ＭＳ ゴシック" w:hAnsi="ＭＳ ゴシック" w:cs="ＭＳ ゴシック"/>
+                <w:b/>
+                <w:sz w:val="21"/>
+                <w:szCs w:val="21"/>
+              </w:rPr>
+            </w:pPr>
+            <w:r>
+              <w:rPr>
+                <w:rFonts w:ascii="ＭＳ ゴシック" w:eastAsia="ＭＳ ゴシック" w:hAnsi="ＭＳ ゴシック" w:cs="ＭＳ ゴシック"/>
+                <w:b/>
+                <w:sz w:val="21"/>
+                <w:szCs w:val="21"/>
+              </w:rPr>
+              <w:t>-作品の撮影</w:t>
+            </w:r>
+            <w:r>
+              <w:rPr>
+                <w:rFonts w:ascii="ＭＳ ゴシック" w:eastAsia="ＭＳ ゴシック" w:hAnsi="ＭＳ ゴシック" w:cs="ＭＳ ゴシック" w:hint="eastAsia"/>
+                <w:b/>
+                <w:sz w:val="21"/>
+                <w:szCs w:val="21"/>
+              </w:rPr>
+              <w:t>・作成</w:t>
+            </w:r>
+            <w:r>
+              <w:rPr>
+                <w:rFonts w:ascii="ＭＳ ゴシック" w:eastAsia="ＭＳ ゴシック" w:hAnsi="ＭＳ ゴシック" w:cs="ＭＳ ゴシック"/>
+                <w:b/>
+                <w:sz w:val="21"/>
+                <w:szCs w:val="21"/>
+              </w:rPr>
+              <w:t>方法-</w:t>
+            </w:r>
+          </w:p>
+          <w:p>
+            <w:pPr>
+              <w:widowControl w:val="0"/>
+              <w:jc w:val="both"/>
+              <w:rPr>
+                <w:rFonts w:ascii="ＭＳ ゴシック" w:eastAsia="ＭＳ ゴシック" w:hAnsi="ＭＳ ゴシック" w:cs="ＭＳ ゴシック" w:hint="eastAsia"/>
+                <w:sz w:val="15"/>
+                <w:szCs w:val="15"/>
+                <w:lang w:val="en-US"/>
+              </w:rPr>
+            </w:pPr>
+            <w:r>
+              <w:rPr>
+                <w:rFonts w:ascii="ＭＳ ゴシック" w:eastAsia="ＭＳ ゴシック" w:hAnsi="ＭＳ ゴシック" w:cs="ＭＳ ゴシック"/>
+                <w:sz w:val="15"/>
+                <w:szCs w:val="15"/>
+              </w:rPr>
+              <w:t>・</w:t>
+            </w:r>
+            <w:r>
+              <w:rPr>
+                <w:rFonts w:ascii="ＭＳ ゴシック" w:eastAsia="ＭＳ ゴシック" w:hAnsi="ＭＳ ゴシック" w:cs="ＭＳ ゴシック" w:hint="eastAsia"/>
+                <w:sz w:val="15"/>
+                <w:szCs w:val="15"/>
+              </w:rPr>
+              <w:t>イラストレーターで</w:t>
+            </w:r>
+            <w:r>
+              <w:rPr>
+                <w:rFonts w:ascii="ＭＳ ゴシック" w:eastAsia="ＭＳ ゴシック" w:hAnsi="ＭＳ ゴシック" w:cs="ＭＳ ゴシック" w:hint="eastAsia"/>
+                <w:sz w:val="15"/>
+                <w:szCs w:val="15"/>
+              </w:rPr>
+              <w:t>ある程度のサイトのイメージを作り、それに沿ってvisialstadiocodeで</w:t>
+            </w:r>
+            <w:r>
+              <w:rPr>
+                <w:rFonts w:ascii="ＭＳ ゴシック" w:eastAsia="ＭＳ ゴシック" w:hAnsi="ＭＳ ゴシック" w:cs="ＭＳ ゴシック" w:hint="eastAsia"/>
+                <w:sz w:val="15"/>
+                <w:szCs w:val="15"/>
+              </w:rPr>
+              <w:t>HTML</w:t>
+            </w:r>
+            <w:r>
+              <w:rPr>
+                <w:rFonts w:ascii="ＭＳ ゴシック" w:eastAsia="ＭＳ ゴシック" w:hAnsi="ＭＳ ゴシック" w:cs="ＭＳ ゴシック" w:hint="eastAsia"/>
+                <w:sz w:val="15"/>
+                <w:szCs w:val="15"/>
+              </w:rPr>
+              <w:t>でページの文章構造や情報を配置</w:t>
+            </w:r>
+            <w:r>
+              <w:rPr>
+                <w:rFonts w:ascii="ＭＳ ゴシック" w:eastAsia="ＭＳ ゴシック" w:hAnsi="ＭＳ ゴシック" w:cs="ＭＳ ゴシック"/>
+                <w:sz w:val="15"/>
+                <w:szCs w:val="15"/>
+              </w:rPr>
+              <w:t>(</w:t>
+            </w:r>
+            <w:r>
+              <w:rPr>
+                <w:rFonts w:ascii="ＭＳ ゴシック" w:eastAsia="ＭＳ ゴシック" w:hAnsi="ＭＳ ゴシック" w:cs="ＭＳ ゴシック" w:hint="eastAsia"/>
+                <w:sz w:val="15"/>
+                <w:szCs w:val="15"/>
+              </w:rPr>
+              <w:t>骨組み</w:t>
+            </w:r>
+            <w:r>
+              <w:rPr>
+                <w:rFonts w:ascii="ＭＳ ゴシック" w:eastAsia="ＭＳ ゴシック" w:hAnsi="ＭＳ ゴシック" w:cs="ＭＳ ゴシック"/>
+                <w:sz w:val="15"/>
+                <w:szCs w:val="15"/>
+              </w:rPr>
+              <w:t>)</w:t>
+            </w:r>
+            <w:r>
+              <w:rPr>
+                <w:rFonts w:ascii="ＭＳ ゴシック" w:eastAsia="ＭＳ ゴシック" w:hAnsi="ＭＳ ゴシック" w:cs="ＭＳ ゴシック" w:hint="eastAsia"/>
+                <w:sz w:val="15"/>
+                <w:szCs w:val="15"/>
+              </w:rPr>
+              <w:t>を作</w:t>
+            </w:r>
+            <w:r>
+              <w:rPr>
+                <w:rFonts w:ascii="ＭＳ ゴシック" w:eastAsia="ＭＳ ゴシック" w:hAnsi="ＭＳ ゴシック" w:cs="ＭＳ ゴシック" w:hint="eastAsia"/>
+                <w:sz w:val="15"/>
+                <w:szCs w:val="15"/>
+              </w:rPr>
+              <w:t>る。そしてCSS</w:t>
+            </w:r>
+            <w:r>
+              <w:rPr>
+                <w:rFonts w:ascii="ＭＳ ゴシック" w:eastAsia="ＭＳ ゴシック" w:hAnsi="ＭＳ ゴシック" w:cs="ＭＳ ゴシック" w:hint="eastAsia"/>
+                <w:sz w:val="15"/>
+                <w:szCs w:val="15"/>
+              </w:rPr>
+              <w:t>で色、フォント、背景、レイアウトなどを装飾する。</w:t>
+            </w:r>
+            <w:r>
+              <w:rPr>
+                <w:rFonts w:ascii="ＭＳ ゴシック" w:eastAsia="ＭＳ ゴシック" w:hAnsi="ＭＳ ゴシック" w:cs="ＭＳ ゴシック" w:hint="eastAsia"/>
+                <w:sz w:val="15"/>
+                <w:szCs w:val="15"/>
+                <w:lang w:val="en-US"/>
+              </w:rPr>
+              <w:t>自分が撮った写真などを貼り付けて、各ページごとに文字で説明する。</w:t>
+            </w:r>
+          </w:p>
+          <w:p>
+            <w:pPr>
+              <w:widowControl w:val="0"/>
+              <w:jc w:val="both"/>
+              <w:rPr>
+                <w:rFonts w:ascii="ＭＳ ゴシック" w:eastAsia="ＭＳ ゴシック" w:hAnsi="ＭＳ ゴシック" w:cs="ＭＳ ゴシック"/>
+                <w:sz w:val="21"/>
+                <w:szCs w:val="21"/>
+              </w:rPr>
+            </w:pPr>
+            <w:r>
+              <w:rPr>
+                <w:rFonts w:ascii="ＭＳ ゴシック" w:eastAsia="ＭＳ ゴシック" w:hAnsi="ＭＳ ゴシック" w:cs="ＭＳ ゴシック"/>
+                <w:sz w:val="21"/>
+                <w:szCs w:val="21"/>
+              </w:rPr>
+              <w:t>制作スケジュール</w:t>
+            </w:r>
+          </w:p>
+          <w:p>
+            <w:pPr>
+              <w:rPr>
+                <w:rFonts w:ascii="ＭＳ Ｐ明朝" w:eastAsia="ＭＳ Ｐ明朝" w:hAnsi="ＭＳ Ｐ明朝"/>
+              </w:rPr>
+            </w:pPr>
+            <w:r>
+              <w:rPr>
+                <w:rFonts w:ascii="ＭＳ Ｐ明朝" w:eastAsia="ＭＳ Ｐ明朝" w:hAnsi="ＭＳ Ｐ明朝" w:hint="eastAsia"/>
+              </w:rPr>
+              <w:t>7月</w:t>
+            </w:r>
+            <w:r>
+              <w:rPr>
+                <w:rFonts w:ascii="ＭＳ Ｐ明朝" w:eastAsia="ＭＳ Ｐ明朝" w:hAnsi="ＭＳ Ｐ明朝"/>
+              </w:rPr>
+              <w:tab/>
+            </w:r>
+            <w:r>
+              <w:rPr>
+                <w:rFonts w:ascii="ＭＳ Ｐ明朝" w:eastAsia="ＭＳ Ｐ明朝" w:hAnsi="ＭＳ Ｐ明朝" w:hint="eastAsia"/>
+              </w:rPr>
+              <w:t>イラストレーターである程度のイメージを作る</w:t>
+            </w:r>
+          </w:p>
+          <w:p>
+            <w:pPr>
+              <w:rPr>
+                <w:rFonts w:ascii="ＭＳ Ｐ明朝" w:eastAsia="ＭＳ Ｐ明朝" w:hAnsi="ＭＳ Ｐ明朝"/>
+              </w:rPr>
+            </w:pPr>
+            <w:r>
+              <w:rPr>
+                <w:rFonts w:ascii="ＭＳ Ｐ明朝" w:eastAsia="ＭＳ Ｐ明朝" w:hAnsi="ＭＳ Ｐ明朝" w:hint="eastAsia"/>
+              </w:rPr>
+              <w:t>8月</w:t>
+            </w:r>
+            <w:r>
+              <w:rPr>
+                <w:rFonts w:ascii="ＭＳ Ｐ明朝" w:eastAsia="ＭＳ Ｐ明朝" w:hAnsi="ＭＳ Ｐ明朝"/>
+              </w:rPr>
+              <w:tab/>
+            </w:r>
+            <w:r>
+              <w:rPr>
+                <w:rFonts w:ascii="ＭＳ Ｐ明朝" w:eastAsia="ＭＳ Ｐ明朝" w:hAnsi="ＭＳ Ｐ明朝" w:hint="eastAsia"/>
+              </w:rPr>
+              <w:t>コーディング</w:t>
+            </w:r>
+            <w:r>
+              <w:rPr>
+                <w:rFonts w:ascii="ＭＳ Ｐ明朝" w:eastAsia="ＭＳ Ｐ明朝" w:hAnsi="ＭＳ Ｐ明朝" w:hint="eastAsia"/>
+              </w:rPr>
+              <w:t>・写真撮影</w:t>
+            </w:r>
+          </w:p>
+          <w:p>
+            <w:pPr>
+              <w:rPr>
+                <w:rFonts w:ascii="ＭＳ Ｐ明朝" w:eastAsia="ＭＳ Ｐ明朝" w:hAnsi="ＭＳ Ｐ明朝" w:hint="eastAsia"/>
+              </w:rPr>
+            </w:pPr>
+            <w:r>
+              <w:rPr>
+                <w:rFonts w:ascii="ＭＳ Ｐ明朝" w:eastAsia="ＭＳ Ｐ明朝" w:hAnsi="ＭＳ Ｐ明朝" w:hint="eastAsia"/>
+              </w:rPr>
+              <w:t>9月</w:t>
+            </w:r>
+            <w:r>
+              <w:rPr>
+                <w:rFonts w:ascii="ＭＳ Ｐ明朝" w:eastAsia="ＭＳ Ｐ明朝" w:hAnsi="ＭＳ Ｐ明朝"/>
+              </w:rPr>
+              <w:tab/>
+            </w:r>
+            <w:r>
+              <w:rPr>
+                <w:rFonts w:ascii="ＭＳ Ｐ明朝" w:eastAsia="ＭＳ Ｐ明朝" w:hAnsi="ＭＳ Ｐ明朝" w:hint="eastAsia"/>
+              </w:rPr>
+              <w:t>htmlで骨組みをつくる</w:t>
+            </w:r>
+          </w:p>
+          <w:p>
+            <w:pPr>
+              <w:rPr>
+                <w:rFonts w:ascii="ＭＳ Ｐ明朝" w:eastAsia="ＭＳ Ｐ明朝" w:hAnsi="ＭＳ Ｐ明朝"/>
+              </w:rPr>
+            </w:pPr>
+            <w:r>
+              <w:rPr>
+                <w:rFonts w:ascii="ＭＳ Ｐ明朝" w:eastAsia="ＭＳ Ｐ明朝" w:hAnsi="ＭＳ Ｐ明朝" w:hint="eastAsia"/>
+              </w:rPr>
+              <w:t>１０月</w:t>
+            </w:r>
+            <w:r>
+              <w:rPr>
+                <w:rFonts w:ascii="ＭＳ Ｐ明朝" w:eastAsia="ＭＳ Ｐ明朝" w:hAnsi="ＭＳ Ｐ明朝"/>
+              </w:rPr>
+              <w:tab/>
+            </w:r>
+            <w:r>
+              <w:rPr>
+                <w:rFonts w:ascii="ＭＳ Ｐ明朝" w:eastAsia="ＭＳ Ｐ明朝" w:hAnsi="ＭＳ Ｐ明朝" w:hint="eastAsia"/>
+              </w:rPr>
+              <w:t>ｃｓｓで装飾する</w:t>
+            </w:r>
+          </w:p>
+          <w:p>
+            <w:pPr>
+              <w:rPr>
+                <w:rFonts w:ascii="ＭＳ Ｐ明朝" w:eastAsia="ＭＳ Ｐ明朝" w:hAnsi="ＭＳ Ｐ明朝" w:hint="eastAsia"/>
+              </w:rPr>
+            </w:pPr>
+            <w:r>
+              <w:rPr>
+                <w:rFonts w:ascii="ＭＳ Ｐ明朝" w:eastAsia="ＭＳ Ｐ明朝" w:hAnsi="ＭＳ Ｐ明朝" w:hint="eastAsia"/>
+              </w:rPr>
+              <w:t>11月</w:t>
+            </w:r>
+            <w:r>
+              <w:rPr>
+                <w:rFonts w:ascii="ＭＳ Ｐ明朝" w:eastAsia="ＭＳ Ｐ明朝" w:hAnsi="ＭＳ Ｐ明朝"/>
+              </w:rPr>
+              <w:tab/>
+            </w:r>
+            <w:r>
+              <w:rPr>
+                <w:rFonts w:ascii="ＭＳ Ｐ明朝" w:eastAsia="ＭＳ Ｐ明朝" w:hAnsi="ＭＳ Ｐ明朝" w:hint="eastAsia"/>
+              </w:rPr>
+              <w:t>javascriptで動きをつける</w:t>
+            </w:r>
+          </w:p>
+          <w:p>
+            <w:pPr>
+              <w:rPr>
+                <w:rFonts w:ascii="ＭＳ Ｐ明朝" w:eastAsia="ＭＳ Ｐ明朝" w:hAnsi="ＭＳ Ｐ明朝" w:hint="eastAsia"/>
+              </w:rPr>
+            </w:pPr>
+            <w:r>
+              <w:rPr>
+                <w:rFonts w:ascii="ＭＳ Ｐ明朝" w:eastAsia="ＭＳ Ｐ明朝" w:hAnsi="ＭＳ Ｐ明朝" w:hint="eastAsia"/>
+              </w:rPr>
+              <w:t>12月</w:t>
+            </w:r>
+            <w:r>
+              <w:rPr>
+                <w:rFonts w:ascii="ＭＳ Ｐ明朝" w:eastAsia="ＭＳ Ｐ明朝" w:hAnsi="ＭＳ Ｐ明朝"/>
+              </w:rPr>
+              <w:tab/>
+            </w:r>
+            <w:r>
+              <w:rPr>
+                <w:rFonts w:ascii="ＭＳ Ｐ明朝" w:eastAsia="ＭＳ Ｐ明朝" w:hAnsi="ＭＳ Ｐ明朝" w:hint="eastAsia"/>
+              </w:rPr>
+              <w:t>完成</w:t>
+            </w:r>
+          </w:p>
+        </w:tc>
+      </w:tr>
+      <w:tr>
+        <w:trPr>
+          <w:trHeight w:val="1166"/>
+        </w:trPr>
+        <w:tc>
+          <w:tcPr>
+            <w:tcW w:w="10608" w:type="dxa"/>
+            <w:gridSpan w:val="3"/>
+          </w:tcPr>
           <w:p>
             <w:pPr>
               <w:widowControl w:val="0"/>
@@ -634,397 +1300,6 @@
               <w:jc w:val="both"/>
               <w:rPr>
                 <w:rFonts w:ascii="ＭＳ ゴシック" w:eastAsia="ＭＳ ゴシック" w:hAnsi="ＭＳ ゴシック" w:cs="ＭＳ ゴシック"/>
-                <w:b/>
-                <w:sz w:val="21"/>
-                <w:szCs w:val="21"/>
-              </w:rPr>
-            </w:pPr>
-            <w:r>
-              <w:rPr>
-                <w:rFonts w:ascii="ＭＳ ゴシック" w:eastAsia="ＭＳ ゴシック" w:hAnsi="ＭＳ ゴシック" w:cs="ＭＳ ゴシック"/>
-                <w:b/>
-                <w:sz w:val="21"/>
-                <w:szCs w:val="21"/>
-              </w:rPr>
-              <w:t>-研究-</w:t>
-            </w:r>
-          </w:p>
-          <w:p>
-            <w:pPr>
-              <w:widowControl w:val="0"/>
-              <w:ind w:left="210" w:hanging="210"/>
-              <w:jc w:val="both"/>
-              <w:rPr>
-                <w:rFonts w:ascii="ＭＳ ゴシック" w:eastAsia="ＭＳ ゴシック" w:hAnsi="ＭＳ ゴシック" w:cs="ＭＳ ゴシック"/>
-                <w:sz w:val="15"/>
-                <w:szCs w:val="15"/>
-              </w:rPr>
-            </w:pPr>
-            <w:r>
-              <w:rPr>
-                <w:rFonts w:ascii="ＭＳ ゴシック" w:eastAsia="ＭＳ ゴシック" w:hAnsi="ＭＳ ゴシック" w:cs="ＭＳ ゴシック"/>
-                <w:sz w:val="15"/>
-                <w:szCs w:val="15"/>
-              </w:rPr>
-              <w:t>・ミュージックビデオの中で感情の移り変わりを伝える為には[ドラマ風ミュージックビデオ]のようにして撮影するのが良いと感じた為、今回はドラマ風ミュージックビデオを企画します。</w:t>
-            </w:r>
-          </w:p>
-          <w:p>
-            <w:pPr>
-              <w:widowControl w:val="0"/>
-              <w:ind w:left="210" w:hanging="210"/>
-              <w:jc w:val="both"/>
-              <w:rPr>
-                <w:rFonts w:ascii="ＭＳ ゴシック" w:eastAsia="ＭＳ ゴシック" w:hAnsi="ＭＳ ゴシック" w:cs="ＭＳ ゴシック"/>
-                <w:sz w:val="15"/>
-                <w:szCs w:val="15"/>
-              </w:rPr>
-            </w:pPr>
-            <w:r>
-              <w:rPr>
-                <w:rFonts w:ascii="ＭＳ ゴシック" w:eastAsia="ＭＳ ゴシック" w:hAnsi="ＭＳ ゴシック" w:cs="ＭＳ ゴシック"/>
-                <w:sz w:val="15"/>
-                <w:szCs w:val="15"/>
-              </w:rPr>
-              <w:t>・登場人物を2人に絞る事で複数の視点よりも分かりやすく対比</w:t>
-            </w:r>
-          </w:p>
-          <w:p>
-            <w:pPr>
-              <w:widowControl w:val="0"/>
-              <w:ind w:left="210" w:hanging="210"/>
-              <w:jc w:val="both"/>
-              <w:rPr>
-                <w:rFonts w:ascii="ＭＳ ゴシック" w:eastAsia="ＭＳ ゴシック" w:hAnsi="ＭＳ ゴシック" w:cs="ＭＳ ゴシック"/>
-                <w:sz w:val="15"/>
-                <w:szCs w:val="15"/>
-              </w:rPr>
-            </w:pPr>
-          </w:p>
-          <w:p>
-            <w:pPr>
-              <w:widowControl w:val="0"/>
-              <w:jc w:val="both"/>
-              <w:rPr>
-                <w:rFonts w:ascii="ＭＳ ゴシック" w:eastAsia="ＭＳ ゴシック" w:hAnsi="ＭＳ ゴシック" w:cs="ＭＳ ゴシック"/>
-                <w:b/>
-                <w:sz w:val="21"/>
-                <w:szCs w:val="21"/>
-              </w:rPr>
-            </w:pPr>
-            <w:r>
-              <w:rPr>
-                <w:rFonts w:ascii="ＭＳ ゴシック" w:eastAsia="ＭＳ ゴシック" w:hAnsi="ＭＳ ゴシック" w:cs="ＭＳ ゴシック"/>
-                <w:b/>
-                <w:sz w:val="21"/>
-                <w:szCs w:val="21"/>
-              </w:rPr>
-              <w:t>作品の内容・作品の撮影方法</w:t>
-            </w:r>
-          </w:p>
-          <w:p>
-            <w:pPr>
-              <w:widowControl w:val="0"/>
-              <w:jc w:val="both"/>
-              <w:rPr>
-                <w:rFonts w:ascii="ＭＳ ゴシック" w:eastAsia="ＭＳ ゴシック" w:hAnsi="ＭＳ ゴシック" w:cs="ＭＳ ゴシック"/>
-                <w:b/>
-                <w:sz w:val="21"/>
-                <w:szCs w:val="21"/>
-              </w:rPr>
-            </w:pPr>
-          </w:p>
-          <w:p>
-            <w:pPr>
-              <w:widowControl w:val="0"/>
-              <w:jc w:val="both"/>
-              <w:rPr>
-                <w:rFonts w:ascii="ＭＳ ゴシック" w:eastAsia="ＭＳ ゴシック" w:hAnsi="ＭＳ ゴシック" w:cs="ＭＳ ゴシック"/>
-                <w:b/>
-                <w:sz w:val="21"/>
-                <w:szCs w:val="21"/>
-              </w:rPr>
-            </w:pPr>
-            <w:r>
-              <w:rPr>
-                <w:rFonts w:ascii="ＭＳ ゴシック" w:eastAsia="ＭＳ ゴシック" w:hAnsi="ＭＳ ゴシック" w:cs="ＭＳ ゴシック"/>
-                <w:b/>
-                <w:sz w:val="21"/>
-                <w:szCs w:val="21"/>
-              </w:rPr>
-              <w:t>-作品の内容-</w:t>
-            </w:r>
-          </w:p>
-          <w:p>
-            <w:pPr>
-              <w:widowControl w:val="0"/>
-              <w:ind w:left="210" w:hanging="210"/>
-              <w:jc w:val="both"/>
-              <w:rPr>
-                <w:rFonts w:ascii="ＭＳ ゴシック" w:eastAsia="ＭＳ ゴシック" w:hAnsi="ＭＳ ゴシック" w:cs="ＭＳ ゴシック"/>
-                <w:sz w:val="15"/>
-                <w:szCs w:val="15"/>
-              </w:rPr>
-            </w:pPr>
-            <w:r>
-              <w:rPr>
-                <w:rFonts w:ascii="ＭＳ ゴシック" w:eastAsia="ＭＳ ゴシック" w:hAnsi="ＭＳ ゴシック" w:cs="ＭＳ ゴシック"/>
-                <w:sz w:val="15"/>
-                <w:szCs w:val="15"/>
-              </w:rPr>
-              <w:t>・夢をがむしゃらに追いかける人と一度夢を諦めたけどもう一度走り出そうとする人の二人の夢への過程を描く。</w:t>
-            </w:r>
-          </w:p>
-          <w:p>
-            <w:pPr>
-              <w:widowControl w:val="0"/>
-              <w:ind w:left="210" w:hanging="210"/>
-              <w:jc w:val="both"/>
-              <w:rPr>
-                <w:rFonts w:ascii="ＭＳ ゴシック" w:eastAsia="ＭＳ ゴシック" w:hAnsi="ＭＳ ゴシック" w:cs="ＭＳ ゴシック"/>
-                <w:sz w:val="15"/>
-                <w:szCs w:val="15"/>
-              </w:rPr>
-            </w:pPr>
-          </w:p>
-          <w:p>
-            <w:pPr>
-              <w:widowControl w:val="0"/>
-              <w:jc w:val="both"/>
-              <w:rPr>
-                <w:rFonts w:ascii="ＭＳ ゴシック" w:eastAsia="ＭＳ ゴシック" w:hAnsi="ＭＳ ゴシック" w:cs="ＭＳ ゴシック"/>
-                <w:b/>
-                <w:sz w:val="21"/>
-                <w:szCs w:val="21"/>
-              </w:rPr>
-            </w:pPr>
-            <w:r>
-              <w:rPr>
-                <w:rFonts w:ascii="ＭＳ ゴシック" w:eastAsia="ＭＳ ゴシック" w:hAnsi="ＭＳ ゴシック" w:cs="ＭＳ ゴシック"/>
-                <w:b/>
-                <w:sz w:val="21"/>
-                <w:szCs w:val="21"/>
-              </w:rPr>
-              <w:t>-作品の撮影方法-</w:t>
-            </w:r>
-          </w:p>
-          <w:p>
-            <w:pPr>
-              <w:widowControl w:val="0"/>
-              <w:jc w:val="both"/>
-              <w:rPr>
-                <w:rFonts w:ascii="ＭＳ ゴシック" w:eastAsia="ＭＳ ゴシック" w:hAnsi="ＭＳ ゴシック" w:cs="ＭＳ ゴシック"/>
-                <w:sz w:val="15"/>
-                <w:szCs w:val="15"/>
-              </w:rPr>
-            </w:pPr>
-            <w:r>
-              <w:rPr>
-                <w:rFonts w:ascii="ＭＳ ゴシック" w:eastAsia="ＭＳ ゴシック" w:hAnsi="ＭＳ ゴシック" w:cs="ＭＳ ゴシック"/>
-                <w:sz w:val="15"/>
-                <w:szCs w:val="15"/>
-              </w:rPr>
-              <w:t>・作品の中で二人の価値観の違いなどを表すために対比の構図を作り撮影していく予定</w:t>
-            </w:r>
-          </w:p>
-          <w:p>
-            <w:pPr>
-              <w:widowControl w:val="0"/>
-              <w:jc w:val="both"/>
-              <w:rPr>
-                <w:rFonts w:ascii="ＭＳ ゴシック" w:eastAsia="ＭＳ ゴシック" w:hAnsi="ＭＳ ゴシック" w:cs="ＭＳ ゴシック"/>
-                <w:sz w:val="15"/>
-                <w:szCs w:val="15"/>
-              </w:rPr>
-            </w:pPr>
-            <w:r>
-              <w:rPr>
-                <w:rFonts w:ascii="ＭＳ ゴシック" w:eastAsia="ＭＳ ゴシック" w:hAnsi="ＭＳ ゴシック" w:cs="ＭＳ ゴシック"/>
-                <w:sz w:val="15"/>
-                <w:szCs w:val="15"/>
-              </w:rPr>
-              <w:t>・今回の作品を通して感情を伝えるカメラワークを追求する為に、構図なども意識して取り組もうと思う。</w:t>
-            </w:r>
-          </w:p>
-          <w:p>
-            <w:pPr>
-              <w:widowControl w:val="0"/>
-              <w:jc w:val="both"/>
-              <w:rPr>
-                <w:rFonts w:ascii="ＭＳ ゴシック" w:eastAsia="ＭＳ ゴシック" w:hAnsi="ＭＳ ゴシック" w:cs="ＭＳ ゴシック"/>
-                <w:sz w:val="15"/>
-                <w:szCs w:val="15"/>
-              </w:rPr>
-            </w:pPr>
-            <w:r>
-              <w:rPr>
-                <w:rFonts w:ascii="ＭＳ ゴシック" w:eastAsia="ＭＳ ゴシック" w:hAnsi="ＭＳ ゴシック" w:cs="ＭＳ ゴシック"/>
-                <w:sz w:val="15"/>
-                <w:szCs w:val="15"/>
-              </w:rPr>
-              <w:t>例)左右対称⇒安定感、日常感など　　非対称⇒不安定感、緊張感など</w:t>
-            </w:r>
-          </w:p>
-          <w:p>
-            <w:pPr>
-              <w:widowControl w:val="0"/>
-              <w:jc w:val="both"/>
-              <w:rPr>
-                <w:rFonts w:ascii="ＭＳ ゴシック" w:eastAsia="ＭＳ ゴシック" w:hAnsi="ＭＳ ゴシック" w:cs="ＭＳ ゴシック"/>
-                <w:sz w:val="15"/>
-                <w:szCs w:val="15"/>
-              </w:rPr>
-            </w:pPr>
-            <w:r>
-              <w:rPr>
-                <w:rFonts w:ascii="ＭＳ ゴシック" w:eastAsia="ＭＳ ゴシック" w:hAnsi="ＭＳ ゴシック" w:cs="ＭＳ ゴシック"/>
-                <w:sz w:val="15"/>
-                <w:szCs w:val="15"/>
-              </w:rPr>
-              <w:t>・二人の登場人物の物語が交差していく展開を作ることでより分かりやすい作品を目指します。</w:t>
-            </w:r>
-          </w:p>
-          <w:p>
-            <w:pPr>
-              <w:widowControl w:val="0"/>
-              <w:jc w:val="both"/>
-              <w:rPr>
-                <w:rFonts w:ascii="ＭＳ ゴシック" w:eastAsia="ＭＳ ゴシック" w:hAnsi="ＭＳ ゴシック" w:cs="ＭＳ ゴシック"/>
-                <w:sz w:val="15"/>
-                <w:szCs w:val="15"/>
-              </w:rPr>
-            </w:pPr>
-            <w:r>
-              <w:rPr>
-                <w:rFonts w:ascii="ＭＳ ゴシック" w:eastAsia="ＭＳ ゴシック" w:hAnsi="ＭＳ ゴシック" w:cs="ＭＳ ゴシック"/>
-                <w:sz w:val="15"/>
-                <w:szCs w:val="15"/>
-              </w:rPr>
-              <w:t>・ストーリーを深堀して、かつ映像内で簡潔に伝わるように1シーンを丁寧に作る事を意識していく。</w:t>
-            </w:r>
-          </w:p>
-          <w:p>
-            <w:pPr>
-              <w:widowControl w:val="0"/>
-              <w:jc w:val="both"/>
-              <w:rPr>
-                <w:rFonts w:ascii="ＭＳ ゴシック" w:eastAsia="ＭＳ ゴシック" w:hAnsi="ＭＳ ゴシック" w:cs="ＭＳ ゴシック"/>
-                <w:sz w:val="15"/>
-                <w:szCs w:val="15"/>
-              </w:rPr>
-            </w:pPr>
-          </w:p>
-          <w:p>
-            <w:pPr>
-              <w:widowControl w:val="0"/>
-              <w:jc w:val="both"/>
-              <w:rPr>
-                <w:rFonts w:ascii="ＭＳ ゴシック" w:eastAsia="ＭＳ ゴシック" w:hAnsi="ＭＳ ゴシック" w:cs="ＭＳ ゴシック"/>
-                <w:sz w:val="15"/>
-                <w:szCs w:val="15"/>
-              </w:rPr>
-            </w:pPr>
-            <w:r>
-              <w:rPr>
-                <w:rFonts w:ascii="ＭＳ ゴシック" w:eastAsia="ＭＳ ゴシック" w:hAnsi="ＭＳ ゴシック" w:cs="ＭＳ ゴシック"/>
-                <w:sz w:val="15"/>
-                <w:szCs w:val="15"/>
-              </w:rPr>
-              <w:t>-制作物②-</w:t>
-            </w:r>
-          </w:p>
-          <w:p>
-            <w:pPr>
-              <w:widowControl w:val="0"/>
-              <w:jc w:val="both"/>
-              <w:rPr>
-                <w:rFonts w:ascii="ＭＳ ゴシック" w:eastAsia="ＭＳ ゴシック" w:hAnsi="ＭＳ ゴシック" w:cs="ＭＳ ゴシック"/>
-                <w:sz w:val="15"/>
-                <w:szCs w:val="15"/>
-              </w:rPr>
-            </w:pPr>
-            <w:r>
-              <w:rPr>
-                <w:rFonts w:ascii="ＭＳ ゴシック" w:eastAsia="ＭＳ ゴシック" w:hAnsi="ＭＳ ゴシック" w:cs="ＭＳ ゴシック"/>
-                <w:sz w:val="15"/>
-                <w:szCs w:val="15"/>
-              </w:rPr>
-              <w:t>カレンダー</w:t>
-            </w:r>
-          </w:p>
-          <w:p>
-            <w:pPr>
-              <w:widowControl w:val="0"/>
-              <w:jc w:val="both"/>
-              <w:rPr>
-                <w:rFonts w:ascii="ＭＳ ゴシック" w:eastAsia="ＭＳ ゴシック" w:hAnsi="ＭＳ ゴシック" w:cs="ＭＳ ゴシック" w:hint="eastAsia"/>
-                <w:sz w:val="15"/>
-                <w:szCs w:val="15"/>
-              </w:rPr>
-            </w:pPr>
-            <w:r>
-              <w:rPr>
-                <w:rFonts w:ascii="ＭＳ ゴシック" w:eastAsia="ＭＳ ゴシック" w:hAnsi="ＭＳ ゴシック" w:cs="ＭＳ ゴシック"/>
-                <w:sz w:val="15"/>
-                <w:szCs w:val="15"/>
-              </w:rPr>
-              <w:t>今まで撮影してきた写真でカレンダーを作り、そのカレンダーは実際の撮影でも使用する予定</w:t>
-            </w:r>
-          </w:p>
-          <w:p>
-            <w:pPr>
-              <w:widowControl w:val="0"/>
-              <w:jc w:val="both"/>
-              <w:rPr>
-                <w:rFonts w:ascii="ＭＳ ゴシック" w:eastAsia="ＭＳ ゴシック" w:hAnsi="ＭＳ ゴシック" w:cs="ＭＳ ゴシック"/>
-                <w:sz w:val="21"/>
-                <w:szCs w:val="21"/>
-              </w:rPr>
-            </w:pPr>
-            <w:r>
-              <w:rPr>
-                <w:rFonts w:ascii="ＭＳ ゴシック" w:eastAsia="ＭＳ ゴシック" w:hAnsi="ＭＳ ゴシック" w:cs="ＭＳ ゴシック"/>
-                <w:sz w:val="21"/>
-                <w:szCs w:val="21"/>
-              </w:rPr>
-              <w:t>制作スケジュール</w:t>
-            </w:r>
-          </w:p>
-          <w:p>
-            <w:pPr>
-              <w:widowControl w:val="0"/>
-              <w:jc w:val="both"/>
-              <w:rPr>
-                <w:rFonts w:ascii="ＭＳ ゴシック" w:eastAsia="ＭＳ ゴシック" w:hAnsi="ＭＳ ゴシック" w:cs="ＭＳ ゴシック"/>
-                <w:sz w:val="21"/>
-                <w:szCs w:val="21"/>
-              </w:rPr>
-            </w:pPr>
-          </w:p>
-        </w:tc>
-      </w:tr>
-      <w:tr>
-        <w:trPr>
-          <w:trHeight w:val="2240"/>
-        </w:trPr>
-        <w:tc>
-          <w:tcPr>
-            <w:tcW w:w="10608" w:type="dxa"/>
-            <w:gridSpan w:val="3"/>
-          </w:tcPr>
-          <w:p>
-            <w:pPr>
-              <w:widowControl w:val="0"/>
-              <w:pBdr>
-                <w:top w:val="nil"/>
-                <w:left w:val="nil"/>
-                <w:bottom w:val="nil"/>
-                <w:right w:val="nil"/>
-                <w:between w:val="nil"/>
-              </w:pBdr>
-              <w:jc w:val="both"/>
-              <w:rPr>
-                <w:rFonts w:ascii="ＭＳ ゴシック" w:eastAsia="ＭＳ ゴシック" w:hAnsi="ＭＳ ゴシック" w:cs="ＭＳ ゴシック"/>
                 <w:color w:val="000000"/>
                 <w:sz w:val="21"/>
                 <w:szCs w:val="21"/>
@@ -1037,6 +1312,7 @@
                 <w:sz w:val="21"/>
                 <w:szCs w:val="21"/>
               </w:rPr>
+              <w:lastRenderedPageBreak/>
               <w:t>制作・研究方法</w:t>
             </w:r>
           </w:p>
@@ -1133,7 +1409,6 @@
                     <w:widowControl w:val="0"/>
                     <w:jc w:val="center"/>
                     <w:rPr>
-                      <w:rFonts w:hint="eastAsia"/>
                       <w:sz w:val="21"/>
                       <w:szCs w:val="21"/>
                     </w:rPr>
@@ -1175,7 +1450,6 @@
                     <w:widowControl w:val="0"/>
                     <w:jc w:val="center"/>
                     <w:rPr>
-                      <w:rFonts w:hint="eastAsia"/>
                       <w:sz w:val="21"/>
                       <w:szCs w:val="21"/>
                     </w:rPr>
@@ -1211,6 +1485,7 @@
               </w:pBdr>
               <w:jc w:val="both"/>
               <w:rPr>
+                <w:rFonts w:hint="eastAsia"/>
                 <w:sz w:val="21"/>
                 <w:szCs w:val="21"/>
               </w:rPr>
@@ -1231,6 +1506,7 @@
         </w:pBdr>
         <w:jc w:val="both"/>
         <w:rPr>
+          <w:rFonts w:hint="eastAsia"/>
           <w:sz w:val="16"/>
           <w:szCs w:val="16"/>
         </w:rPr>
@@ -1879,7 +2155,6 @@
   <w:style w:type="character" w:default="1" w:styleId="a0">
     <w:name w:val="Default Paragraph Font"/>
     <w:uiPriority w:val="1"/>
-    <w:semiHidden/>
     <w:unhideWhenUsed/>
   </w:style>
   <w:style w:type="table" w:default="1" w:styleId="a1">
@@ -2126,6 +2401,46 @@
     <w:pPr>
       <w:ind w:leftChars="400" w:left="840"/>
     </w:pPr>
+  </w:style>
+  <w:style w:type="paragraph" w:styleId="Web">
+    <w:name w:val="Normal (Web)"/>
+    <w:basedOn w:val="a"/>
+    <w:uiPriority w:val="99"/>
+    <w:semiHidden/>
+    <w:unhideWhenUsed/>
+    <w:rsid w:val="00F001FC"/>
+    <w:pPr>
+      <w:spacing w:before="100" w:beforeAutospacing="1" w:after="100" w:afterAutospacing="1"/>
+    </w:pPr>
+    <w:rPr>
+      <w:rFonts w:ascii="ＭＳ Ｐゴシック" w:eastAsia="ＭＳ Ｐゴシック" w:hAnsi="ＭＳ Ｐゴシック" w:cs="ＭＳ Ｐゴシック"/>
+      <w:sz w:val="24"/>
+      <w:szCs w:val="24"/>
+      <w:lang w:val="en-US"/>
+    </w:rPr>
+  </w:style>
+  <w:style w:type="character" w:styleId="af1">
+    <w:name w:val="Hyperlink"/>
+    <w:basedOn w:val="a0"/>
+    <w:uiPriority w:val="99"/>
+    <w:unhideWhenUsed/>
+    <w:rsid w:val="00F75DB7"/>
+    <w:rPr>
+      <w:color w:val="0000FF" w:themeColor="hyperlink"/>
+      <w:u w:val="single"/>
+    </w:rPr>
+  </w:style>
+  <w:style w:type="character" w:styleId="af2">
+    <w:name w:val="Unresolved Mention"/>
+    <w:basedOn w:val="a0"/>
+    <w:uiPriority w:val="99"/>
+    <w:semiHidden/>
+    <w:unhideWhenUsed/>
+    <w:rsid w:val="00F75DB7"/>
+    <w:rPr>
+      <w:color w:val="605E5C"/>
+      <w:shd w:val="clear" w:color="auto" w:fill="E1DFDD"/>
+    </w:rPr>
   </w:style>
 </w:styles>
 </file>

--- a/25054_古賀匠_卒業制作テーマ・中間発表.docx
+++ b/25054_古賀匠_卒業制作テーマ・中間発表.docx
@@ -521,18 +521,33 @@
               </w:pBdr>
               <w:jc w:val="both"/>
               <w:rPr>
+                <w:sz w:val="21"/>
+                <w:szCs w:val="21"/>
+              </w:rPr>
+            </w:pPr>
+            <w:r>
+              <w:rPr>
                 <w:rFonts w:hint="eastAsia"/>
                 <w:sz w:val="21"/>
                 <w:szCs w:val="21"/>
               </w:rPr>
-            </w:pPr>
+              <w:t>久留米は知って</w:t>
+            </w:r>
             <w:r>
               <w:rPr>
                 <w:rFonts w:hint="eastAsia"/>
                 <w:sz w:val="21"/>
                 <w:szCs w:val="21"/>
               </w:rPr>
-              <w:t>久留米は知ってるけど行ったことがない、魅力を知らない方などに是非魅力を知って、久留米に遊びに来てほしい</w:t>
+              <w:t>い</w:t>
+            </w:r>
+            <w:r>
+              <w:rPr>
+                <w:rFonts w:hint="eastAsia"/>
+                <w:sz w:val="21"/>
+                <w:szCs w:val="21"/>
+              </w:rPr>
+              <w:t>るけど行ったことがない、魅力を知らない方などに是非魅力を知って、久留米に遊びに来てほしい</w:t>
             </w:r>
             <w:r>
               <w:rPr>
@@ -646,7 +661,7 @@
               <w:ind w:left="210" w:hanging="210"/>
               <w:jc w:val="both"/>
               <w:rPr>
-                <w:rFonts w:ascii="ＭＳ ゴシック" w:eastAsia="ＭＳ ゴシック" w:hAnsi="ＭＳ ゴシック" w:cs="ＭＳ ゴシック" w:hint="eastAsia"/>
+                <w:rFonts w:ascii="ＭＳ ゴシック" w:eastAsia="ＭＳ ゴシック" w:hAnsi="ＭＳ ゴシック" w:cs="ＭＳ ゴシック"/>
                 <w:sz w:val="15"/>
                 <w:szCs w:val="15"/>
               </w:rPr>
@@ -683,17 +698,27 @@
               </w:rPr>
               <w:t xml:space="preserve">　久留米市役所</w:t>
             </w:r>
-            <w:hyperlink r:id="rId6" w:history="1">
-              <w:r>
-                <w:rPr>
-                  <w:rStyle w:val="af1"/>
-                  <w:rFonts w:ascii="ＭＳ ゴシック" w:eastAsia="ＭＳ ゴシック" w:hAnsi="ＭＳ ゴシック" w:cs="ＭＳ ゴシック" w:hint="eastAsia"/>
-                  <w:sz w:val="15"/>
-                  <w:szCs w:val="15"/>
-                </w:rPr>
-                <w:t>協働推進部広聴・相談課</w:t>
-              </w:r>
-            </w:hyperlink>
+            <w:r>
+              <w:fldChar w:fldCharType="begin"/>
+            </w:r>
+            <w:r>
+              <w:instrText>HYPERLINK "https://www.city.kurume.fukuoka.jp/1500soshiki/9031sodan/index.html"</w:instrText>
+            </w:r>
+            <w:r>
+              <w:fldChar w:fldCharType="separate"/>
+            </w:r>
+            <w:r>
+              <w:rPr>
+                <w:rStyle w:val="af1"/>
+                <w:rFonts w:ascii="ＭＳ ゴシック" w:eastAsia="ＭＳ ゴシック" w:hAnsi="ＭＳ ゴシック" w:cs="ＭＳ ゴシック" w:hint="eastAsia"/>
+                <w:sz w:val="15"/>
+                <w:szCs w:val="15"/>
+              </w:rPr>
+              <w:t>協働推進部広聴・相談課</w:t>
+            </w:r>
+            <w:r>
+              <w:fldChar w:fldCharType="end"/>
+            </w:r>
             <w:r>
               <w:rPr>
                 <w:rFonts w:ascii="ＭＳ ゴシック" w:eastAsia="ＭＳ ゴシック" w:hAnsi="ＭＳ ゴシック" w:cs="ＭＳ ゴシック" w:hint="eastAsia"/>
@@ -717,6 +742,7 @@
             <w:r>
               <w:rPr>
                 <w:rFonts w:ascii="ＭＳ ゴシック" w:eastAsia="ＭＳ ゴシック" w:hAnsi="ＭＳ ゴシック" w:cs="ＭＳ ゴシック"/>
+                <w:noProof/>
                 <w:sz w:val="15"/>
                 <w:szCs w:val="15"/>
               </w:rPr>
@@ -736,7 +762,7 @@
                           <pic:cNvPicPr/>
                         </pic:nvPicPr>
                         <pic:blipFill>
-                          <a:blip r:embed="rId7"/>
+                          <a:blip r:embed="rId6"/>
                           <a:stretch>
                             <a:fillRect/>
                           </a:stretch>
@@ -831,7 +857,7 @@
               <w:ind w:left="210" w:hanging="210"/>
               <w:jc w:val="both"/>
               <w:rPr>
-                <w:rFonts w:ascii="ＭＳ ゴシック" w:eastAsia="ＭＳ ゴシック" w:hAnsi="ＭＳ ゴシック" w:cs="ＭＳ ゴシック" w:hint="eastAsia"/>
+                <w:rFonts w:ascii="ＭＳ ゴシック" w:eastAsia="ＭＳ ゴシック" w:hAnsi="ＭＳ ゴシック" w:cs="ＭＳ ゴシック"/>
                 <w:sz w:val="15"/>
                 <w:szCs w:val="15"/>
               </w:rPr>
@@ -930,15 +956,23 @@
                 <w:sz w:val="15"/>
                 <w:szCs w:val="15"/>
               </w:rPr>
-              <w:t>に来てもらったり</w:t>
-            </w:r>
-            <w:r>
-              <w:rPr>
-                <w:rFonts w:ascii="ＭＳ ゴシック" w:eastAsia="ＭＳ ゴシック" w:hAnsi="ＭＳ ゴシック" w:cs="ＭＳ ゴシック" w:hint="eastAsia"/>
-                <w:sz w:val="15"/>
-                <w:szCs w:val="15"/>
-              </w:rPr>
-              <w:t>住みたいと思わせたい。</w:t>
+              <w:t>に来ても</w:t>
+            </w:r>
+            <w:r>
+              <w:rPr>
+                <w:rFonts w:ascii="ＭＳ ゴシック" w:eastAsia="ＭＳ ゴシック" w:hAnsi="ＭＳ ゴシック" w:cs="ＭＳ ゴシック" w:hint="eastAsia"/>
+                <w:sz w:val="15"/>
+                <w:szCs w:val="15"/>
+              </w:rPr>
+              <w:t>らい</w:t>
+            </w:r>
+            <w:r>
+              <w:rPr>
+                <w:rFonts w:ascii="ＭＳ ゴシック" w:eastAsia="ＭＳ ゴシック" w:hAnsi="ＭＳ ゴシック" w:cs="ＭＳ ゴシック" w:hint="eastAsia"/>
+                <w:sz w:val="15"/>
+                <w:szCs w:val="15"/>
+              </w:rPr>
+              <w:t>たい。</w:t>
             </w:r>
           </w:p>
           <w:p>
@@ -947,7 +981,7 @@
               <w:ind w:left="210" w:hanging="210"/>
               <w:jc w:val="both"/>
               <w:rPr>
-                <w:rFonts w:ascii="ＭＳ ゴシック" w:eastAsia="ＭＳ ゴシック" w:hAnsi="ＭＳ ゴシック" w:cs="ＭＳ ゴシック" w:hint="eastAsia"/>
+                <w:rFonts w:ascii="ＭＳ ゴシック" w:eastAsia="ＭＳ ゴシック" w:hAnsi="ＭＳ ゴシック" w:cs="ＭＳ ゴシック"/>
                 <w:sz w:val="15"/>
                 <w:szCs w:val="15"/>
               </w:rPr>
@@ -997,10 +1031,10 @@
               <w:widowControl w:val="0"/>
               <w:jc w:val="both"/>
               <w:rPr>
-                <w:rFonts w:ascii="ＭＳ ゴシック" w:eastAsia="ＭＳ ゴシック" w:hAnsi="ＭＳ ゴシック" w:cs="ＭＳ ゴシック" w:hint="eastAsia"/>
-                <w:sz w:val="15"/>
-                <w:szCs w:val="15"/>
-                <w:lang w:val="en-US"/>
+                <w:rFonts w:ascii="ＭＳ ゴシック" w:eastAsia="ＭＳ ゴシック" w:hAnsi="ＭＳ ゴシック" w:cs="ＭＳ ゴシック"/>
+                <w:b/>
+                <w:sz w:val="21"/>
+                <w:szCs w:val="21"/>
               </w:rPr>
             </w:pPr>
             <w:r>
@@ -1017,88 +1051,23 @@
                 <w:sz w:val="15"/>
                 <w:szCs w:val="15"/>
               </w:rPr>
-              <w:t>イラストレーターで</w:t>
-            </w:r>
-            <w:r>
-              <w:rPr>
-                <w:rFonts w:ascii="ＭＳ ゴシック" w:eastAsia="ＭＳ ゴシック" w:hAnsi="ＭＳ ゴシック" w:cs="ＭＳ ゴシック" w:hint="eastAsia"/>
-                <w:sz w:val="15"/>
-                <w:szCs w:val="15"/>
-              </w:rPr>
-              <w:t>ある程度のサイトのイメージを作り、それに沿ってvisialstadiocodeで</w:t>
-            </w:r>
-            <w:r>
-              <w:rPr>
-                <w:rFonts w:ascii="ＭＳ ゴシック" w:eastAsia="ＭＳ ゴシック" w:hAnsi="ＭＳ ゴシック" w:cs="ＭＳ ゴシック" w:hint="eastAsia"/>
-                <w:sz w:val="15"/>
-                <w:szCs w:val="15"/>
-              </w:rPr>
-              <w:t>HTML</w:t>
-            </w:r>
-            <w:r>
-              <w:rPr>
-                <w:rFonts w:ascii="ＭＳ ゴシック" w:eastAsia="ＭＳ ゴシック" w:hAnsi="ＭＳ ゴシック" w:cs="ＭＳ ゴシック" w:hint="eastAsia"/>
-                <w:sz w:val="15"/>
-                <w:szCs w:val="15"/>
-              </w:rPr>
-              <w:t>でページの文章構造や情報を配置</w:t>
-            </w:r>
-            <w:r>
-              <w:rPr>
-                <w:rFonts w:ascii="ＭＳ ゴシック" w:eastAsia="ＭＳ ゴシック" w:hAnsi="ＭＳ ゴシック" w:cs="ＭＳ ゴシック"/>
-                <w:sz w:val="15"/>
-                <w:szCs w:val="15"/>
-              </w:rPr>
-              <w:t>(</w:t>
-            </w:r>
-            <w:r>
-              <w:rPr>
-                <w:rFonts w:ascii="ＭＳ ゴシック" w:eastAsia="ＭＳ ゴシック" w:hAnsi="ＭＳ ゴシック" w:cs="ＭＳ ゴシック" w:hint="eastAsia"/>
-                <w:sz w:val="15"/>
-                <w:szCs w:val="15"/>
-              </w:rPr>
-              <w:t>骨組み</w:t>
-            </w:r>
-            <w:r>
-              <w:rPr>
-                <w:rFonts w:ascii="ＭＳ ゴシック" w:eastAsia="ＭＳ ゴシック" w:hAnsi="ＭＳ ゴシック" w:cs="ＭＳ ゴシック"/>
-                <w:sz w:val="15"/>
-                <w:szCs w:val="15"/>
-              </w:rPr>
-              <w:t>)</w:t>
-            </w:r>
-            <w:r>
-              <w:rPr>
-                <w:rFonts w:ascii="ＭＳ ゴシック" w:eastAsia="ＭＳ ゴシック" w:hAnsi="ＭＳ ゴシック" w:cs="ＭＳ ゴシック" w:hint="eastAsia"/>
-                <w:sz w:val="15"/>
-                <w:szCs w:val="15"/>
-              </w:rPr>
-              <w:t>を作</w:t>
-            </w:r>
-            <w:r>
-              <w:rPr>
-                <w:rFonts w:ascii="ＭＳ ゴシック" w:eastAsia="ＭＳ ゴシック" w:hAnsi="ＭＳ ゴシック" w:cs="ＭＳ ゴシック" w:hint="eastAsia"/>
-                <w:sz w:val="15"/>
-                <w:szCs w:val="15"/>
-              </w:rPr>
-              <w:t>る。そしてCSS</w:t>
-            </w:r>
-            <w:r>
-              <w:rPr>
-                <w:rFonts w:ascii="ＭＳ ゴシック" w:eastAsia="ＭＳ ゴシック" w:hAnsi="ＭＳ ゴシック" w:cs="ＭＳ ゴシック" w:hint="eastAsia"/>
-                <w:sz w:val="15"/>
-                <w:szCs w:val="15"/>
-              </w:rPr>
-              <w:t>で色、フォント、背景、レイアウトなどを装飾する。</w:t>
-            </w:r>
-            <w:r>
-              <w:rPr>
-                <w:rFonts w:ascii="ＭＳ ゴシック" w:eastAsia="ＭＳ ゴシック" w:hAnsi="ＭＳ ゴシック" w:cs="ＭＳ ゴシック" w:hint="eastAsia"/>
-                <w:sz w:val="15"/>
-                <w:szCs w:val="15"/>
-                <w:lang w:val="en-US"/>
-              </w:rPr>
-              <w:t>自分が撮った写真などを貼り付けて、各ページごとに文字で説明する。</w:t>
+              <w:t>スマートフォンを使い景色や食べ物を撮影し</w:t>
+            </w:r>
+            <w:r>
+              <w:rPr>
+                <w:rFonts w:ascii="ＭＳ ゴシック" w:eastAsia="ＭＳ ゴシック" w:hAnsi="ＭＳ ゴシック" w:cs="ＭＳ ゴシック" w:hint="eastAsia"/>
+                <w:sz w:val="15"/>
+                <w:szCs w:val="15"/>
+              </w:rPr>
+              <w:t>て</w:t>
+            </w:r>
+            <w:r>
+              <w:rPr>
+                <w:rFonts w:ascii="ＭＳ ゴシック" w:eastAsia="ＭＳ ゴシック" w:hAnsi="ＭＳ ゴシック" w:cs="ＭＳ ゴシック" w:hint="eastAsia"/>
+                <w:sz w:val="15"/>
+                <w:szCs w:val="15"/>
+              </w:rPr>
+              <w:t>、著作権フリーの画像を探す。</w:t>
             </w:r>
           </w:p>
           <w:p>
@@ -1107,6 +1076,167 @@
               <w:jc w:val="both"/>
               <w:rPr>
                 <w:rFonts w:ascii="ＭＳ ゴシック" w:eastAsia="ＭＳ ゴシック" w:hAnsi="ＭＳ ゴシック" w:cs="ＭＳ ゴシック"/>
+                <w:sz w:val="15"/>
+                <w:szCs w:val="15"/>
+                <w:lang w:val="en-US"/>
+              </w:rPr>
+            </w:pPr>
+            <w:r>
+              <w:rPr>
+                <w:rFonts w:ascii="ＭＳ ゴシック" w:eastAsia="ＭＳ ゴシック" w:hAnsi="ＭＳ ゴシック" w:cs="ＭＳ ゴシック"/>
+                <w:sz w:val="15"/>
+                <w:szCs w:val="15"/>
+              </w:rPr>
+              <w:t>・</w:t>
+            </w:r>
+            <w:r>
+              <w:rPr>
+                <w:rFonts w:ascii="ＭＳ ゴシック" w:eastAsia="ＭＳ ゴシック" w:hAnsi="ＭＳ ゴシック" w:cs="ＭＳ ゴシック" w:hint="eastAsia"/>
+                <w:sz w:val="15"/>
+                <w:szCs w:val="15"/>
+              </w:rPr>
+              <w:t>イラストレーターで</w:t>
+            </w:r>
+            <w:r>
+              <w:rPr>
+                <w:rFonts w:ascii="ＭＳ ゴシック" w:eastAsia="ＭＳ ゴシック" w:hAnsi="ＭＳ ゴシック" w:cs="ＭＳ ゴシック" w:hint="eastAsia"/>
+                <w:sz w:val="15"/>
+                <w:szCs w:val="15"/>
+              </w:rPr>
+              <w:t>ある程度のサイトのイメージを作り、それに沿って</w:t>
+            </w:r>
+            <w:r>
+              <w:rPr>
+                <w:rFonts w:ascii="ＭＳ ゴシック" w:eastAsia="ＭＳ ゴシック" w:hAnsi="ＭＳ ゴシック" w:cs="ＭＳ ゴシック"/>
+                <w:sz w:val="15"/>
+                <w:szCs w:val="15"/>
+              </w:rPr>
+              <w:t>Visual</w:t>
+            </w:r>
+            <w:r>
+              <w:rPr>
+                <w:rFonts w:ascii="ＭＳ ゴシック" w:eastAsia="ＭＳ ゴシック" w:hAnsi="ＭＳ ゴシック" w:cs="ＭＳ ゴシック" w:hint="eastAsia"/>
+                <w:sz w:val="15"/>
+                <w:szCs w:val="15"/>
+              </w:rPr>
+              <w:t xml:space="preserve"> </w:t>
+            </w:r>
+            <w:r>
+              <w:rPr>
+                <w:rFonts w:ascii="ＭＳ ゴシック" w:eastAsia="ＭＳ ゴシック" w:hAnsi="ＭＳ ゴシック" w:cs="ＭＳ ゴシック"/>
+                <w:sz w:val="15"/>
+                <w:szCs w:val="15"/>
+              </w:rPr>
+              <w:t>studio</w:t>
+            </w:r>
+            <w:r>
+              <w:rPr>
+                <w:rFonts w:ascii="ＭＳ ゴシック" w:eastAsia="ＭＳ ゴシック" w:hAnsi="ＭＳ ゴシック" w:cs="ＭＳ ゴシック" w:hint="eastAsia"/>
+                <w:sz w:val="15"/>
+                <w:szCs w:val="15"/>
+              </w:rPr>
+              <w:t xml:space="preserve"> </w:t>
+            </w:r>
+            <w:r>
+              <w:rPr>
+                <w:rFonts w:ascii="ＭＳ ゴシック" w:eastAsia="ＭＳ ゴシック" w:hAnsi="ＭＳ ゴシック" w:cs="ＭＳ ゴシック"/>
+                <w:sz w:val="15"/>
+                <w:szCs w:val="15"/>
+              </w:rPr>
+              <w:t>code</w:t>
+            </w:r>
+            <w:r>
+              <w:rPr>
+                <w:rFonts w:ascii="ＭＳ ゴシック" w:eastAsia="ＭＳ ゴシック" w:hAnsi="ＭＳ ゴシック" w:cs="ＭＳ ゴシック" w:hint="eastAsia"/>
+                <w:sz w:val="15"/>
+                <w:szCs w:val="15"/>
+              </w:rPr>
+              <w:t>で</w:t>
+            </w:r>
+            <w:r>
+              <w:rPr>
+                <w:rFonts w:ascii="ＭＳ ゴシック" w:eastAsia="ＭＳ ゴシック" w:hAnsi="ＭＳ ゴシック" w:cs="ＭＳ ゴシック" w:hint="eastAsia"/>
+                <w:sz w:val="15"/>
+                <w:szCs w:val="15"/>
+              </w:rPr>
+              <w:t>HTML</w:t>
+            </w:r>
+            <w:r>
+              <w:rPr>
+                <w:rFonts w:ascii="ＭＳ ゴシック" w:eastAsia="ＭＳ ゴシック" w:hAnsi="ＭＳ ゴシック" w:cs="ＭＳ ゴシック" w:hint="eastAsia"/>
+                <w:sz w:val="15"/>
+                <w:szCs w:val="15"/>
+              </w:rPr>
+              <w:t>の</w:t>
+            </w:r>
+            <w:r>
+              <w:rPr>
+                <w:rFonts w:ascii="ＭＳ ゴシック" w:eastAsia="ＭＳ ゴシック" w:hAnsi="ＭＳ ゴシック" w:cs="ＭＳ ゴシック" w:hint="eastAsia"/>
+                <w:sz w:val="15"/>
+                <w:szCs w:val="15"/>
+              </w:rPr>
+              <w:t>ページの文章構造や情報を配置</w:t>
+            </w:r>
+            <w:r>
+              <w:rPr>
+                <w:rFonts w:ascii="ＭＳ ゴシック" w:eastAsia="ＭＳ ゴシック" w:hAnsi="ＭＳ ゴシック" w:cs="ＭＳ ゴシック" w:hint="eastAsia"/>
+                <w:sz w:val="15"/>
+                <w:szCs w:val="15"/>
+              </w:rPr>
+              <w:t>して</w:t>
+            </w:r>
+            <w:r>
+              <w:rPr>
+                <w:rFonts w:ascii="ＭＳ ゴシック" w:eastAsia="ＭＳ ゴシック" w:hAnsi="ＭＳ ゴシック" w:cs="ＭＳ ゴシック" w:hint="eastAsia"/>
+                <w:sz w:val="15"/>
+                <w:szCs w:val="15"/>
+              </w:rPr>
+              <w:t>骨組みを作</w:t>
+            </w:r>
+            <w:r>
+              <w:rPr>
+                <w:rFonts w:ascii="ＭＳ ゴシック" w:eastAsia="ＭＳ ゴシック" w:hAnsi="ＭＳ ゴシック" w:cs="ＭＳ ゴシック" w:hint="eastAsia"/>
+                <w:sz w:val="15"/>
+                <w:szCs w:val="15"/>
+              </w:rPr>
+              <w:t>る。そしてCSS</w:t>
+            </w:r>
+            <w:r>
+              <w:rPr>
+                <w:rFonts w:ascii="ＭＳ ゴシック" w:eastAsia="ＭＳ ゴシック" w:hAnsi="ＭＳ ゴシック" w:cs="ＭＳ ゴシック" w:hint="eastAsia"/>
+                <w:sz w:val="15"/>
+                <w:szCs w:val="15"/>
+              </w:rPr>
+              <w:t>で色、フォント、背景、レイアウトなどを装飾する。</w:t>
+            </w:r>
+            <w:r>
+              <w:rPr>
+                <w:rFonts w:ascii="ＭＳ ゴシック" w:eastAsia="ＭＳ ゴシック" w:hAnsi="ＭＳ ゴシック" w:cs="ＭＳ ゴシック" w:hint="eastAsia"/>
+                <w:sz w:val="15"/>
+                <w:szCs w:val="15"/>
+                <w:lang w:val="en-US"/>
+              </w:rPr>
+              <w:t>自分が撮った写真などを貼り付けて、各ページごとに文字で説明する。</w:t>
+            </w:r>
+          </w:p>
+          <w:p>
+            <w:pPr>
+              <w:widowControl w:val="0"/>
+              <w:jc w:val="both"/>
+              <w:rPr>
+                <w:rFonts w:ascii="ＭＳ ゴシック" w:eastAsia="ＭＳ ゴシック" w:hAnsi="ＭＳ ゴシック" w:cs="ＭＳ ゴシック"/>
+                <w:sz w:val="15"/>
+                <w:szCs w:val="15"/>
+                <w:lang w:val="en-US"/>
+              </w:rPr>
+            </w:pPr>
+          </w:p>
+          <w:p>
+            <w:pPr>
+              <w:widowControl w:val="0"/>
+              <w:jc w:val="both"/>
+              <w:rPr>
+                <w:rFonts w:ascii="ＭＳ ゴシック" w:eastAsia="ＭＳ ゴシック" w:hAnsi="ＭＳ ゴシック" w:cs="ＭＳ ゴシック"/>
                 <w:sz w:val="21"/>
                 <w:szCs w:val="21"/>
               </w:rPr>
@@ -1167,26 +1297,45 @@
               <w:rPr>
                 <w:rFonts w:ascii="ＭＳ Ｐ明朝" w:eastAsia="ＭＳ Ｐ明朝" w:hAnsi="ＭＳ Ｐ明朝" w:hint="eastAsia"/>
               </w:rPr>
-              <w:t>コーディング</w:t>
-            </w:r>
+              <w:t>コーディング・写真撮影</w:t>
+            </w:r>
+          </w:p>
+          <w:p>
+            <w:pPr>
+              <w:rPr>
+                <w:rFonts w:ascii="ＭＳ Ｐ明朝" w:eastAsia="ＭＳ Ｐ明朝" w:hAnsi="ＭＳ Ｐ明朝"/>
+              </w:rPr>
+            </w:pPr>
             <w:r>
               <w:rPr>
                 <w:rFonts w:ascii="ＭＳ Ｐ明朝" w:eastAsia="ＭＳ Ｐ明朝" w:hAnsi="ＭＳ Ｐ明朝" w:hint="eastAsia"/>
               </w:rPr>
-              <w:t>・写真撮影</w:t>
-            </w:r>
-          </w:p>
-          <w:p>
-            <w:pPr>
+              <w:t>9月</w:t>
+            </w:r>
+            <w:r>
+              <w:rPr>
+                <w:rFonts w:ascii="ＭＳ Ｐ明朝" w:eastAsia="ＭＳ Ｐ明朝" w:hAnsi="ＭＳ Ｐ明朝"/>
+              </w:rPr>
+              <w:tab/>
+            </w:r>
+            <w:r>
               <w:rPr>
                 <w:rFonts w:ascii="ＭＳ Ｐ明朝" w:eastAsia="ＭＳ Ｐ明朝" w:hAnsi="ＭＳ Ｐ明朝" w:hint="eastAsia"/>
               </w:rPr>
+              <w:t>htmlで骨組みをつくる</w:t>
+            </w:r>
+          </w:p>
+          <w:p>
+            <w:pPr>
+              <w:rPr>
+                <w:rFonts w:ascii="ＭＳ Ｐ明朝" w:eastAsia="ＭＳ Ｐ明朝" w:hAnsi="ＭＳ Ｐ明朝"/>
+              </w:rPr>
             </w:pPr>
             <w:r>
               <w:rPr>
                 <w:rFonts w:ascii="ＭＳ Ｐ明朝" w:eastAsia="ＭＳ Ｐ明朝" w:hAnsi="ＭＳ Ｐ明朝" w:hint="eastAsia"/>
               </w:rPr>
-              <w:t>9月</w:t>
+              <w:t>１０月</w:t>
             </w:r>
             <w:r>
               <w:rPr>
@@ -1198,7 +1347,7 @@
               <w:rPr>
                 <w:rFonts w:ascii="ＭＳ Ｐ明朝" w:eastAsia="ＭＳ Ｐ明朝" w:hAnsi="ＭＳ Ｐ明朝" w:hint="eastAsia"/>
               </w:rPr>
-              <w:t>htmlで骨組みをつくる</w:t>
+              <w:t>ｃｓｓで装飾する</w:t>
             </w:r>
           </w:p>
           <w:p>
@@ -1211,7 +1360,7 @@
               <w:rPr>
                 <w:rFonts w:ascii="ＭＳ Ｐ明朝" w:eastAsia="ＭＳ Ｐ明朝" w:hAnsi="ＭＳ Ｐ明朝" w:hint="eastAsia"/>
               </w:rPr>
-              <w:t>１０月</w:t>
+              <w:t>11月</w:t>
             </w:r>
             <w:r>
               <w:rPr>
@@ -1219,42 +1368,25 @@
               </w:rPr>
               <w:tab/>
             </w:r>
+            <w:proofErr w:type="spellStart"/>
             <w:r>
               <w:rPr>
                 <w:rFonts w:ascii="ＭＳ Ｐ明朝" w:eastAsia="ＭＳ Ｐ明朝" w:hAnsi="ＭＳ Ｐ明朝" w:hint="eastAsia"/>
               </w:rPr>
-              <w:t>ｃｓｓで装飾する</w:t>
-            </w:r>
-          </w:p>
-          <w:p>
-            <w:pPr>
+              <w:t>javascript</w:t>
+            </w:r>
+            <w:proofErr w:type="spellEnd"/>
+            <w:r>
               <w:rPr>
                 <w:rFonts w:ascii="ＭＳ Ｐ明朝" w:eastAsia="ＭＳ Ｐ明朝" w:hAnsi="ＭＳ Ｐ明朝" w:hint="eastAsia"/>
               </w:rPr>
-            </w:pPr>
-            <w:r>
-              <w:rPr>
-                <w:rFonts w:ascii="ＭＳ Ｐ明朝" w:eastAsia="ＭＳ Ｐ明朝" w:hAnsi="ＭＳ Ｐ明朝" w:hint="eastAsia"/>
-              </w:rPr>
-              <w:t>11月</w:t>
-            </w:r>
-            <w:r>
+              <w:t>で動きをつける</w:t>
+            </w:r>
+          </w:p>
+          <w:p>
+            <w:pPr>
               <w:rPr>
                 <w:rFonts w:ascii="ＭＳ Ｐ明朝" w:eastAsia="ＭＳ Ｐ明朝" w:hAnsi="ＭＳ Ｐ明朝"/>
-              </w:rPr>
-              <w:tab/>
-            </w:r>
-            <w:r>
-              <w:rPr>
-                <w:rFonts w:ascii="ＭＳ Ｐ明朝" w:eastAsia="ＭＳ Ｐ明朝" w:hAnsi="ＭＳ Ｐ明朝" w:hint="eastAsia"/>
-              </w:rPr>
-              <w:t>javascriptで動きをつける</w:t>
-            </w:r>
-          </w:p>
-          <w:p>
-            <w:pPr>
-              <w:rPr>
-                <w:rFonts w:ascii="ＭＳ Ｐ明朝" w:eastAsia="ＭＳ Ｐ明朝" w:hAnsi="ＭＳ Ｐ明朝" w:hint="eastAsia"/>
               </w:rPr>
             </w:pPr>
             <w:r>
@@ -1485,7 +1617,6 @@
               </w:pBdr>
               <w:jc w:val="both"/>
               <w:rPr>
-                <w:rFonts w:hint="eastAsia"/>
                 <w:sz w:val="21"/>
                 <w:szCs w:val="21"/>
               </w:rPr>
@@ -1506,7 +1637,6 @@
         </w:pBdr>
         <w:jc w:val="both"/>
         <w:rPr>
-          <w:rFonts w:hint="eastAsia"/>
           <w:sz w:val="16"/>
           <w:szCs w:val="16"/>
         </w:rPr>
@@ -2155,6 +2285,7 @@
   <w:style w:type="character" w:default="1" w:styleId="a0">
     <w:name w:val="Default Paragraph Font"/>
     <w:uiPriority w:val="1"/>
+    <w:semiHidden/>
     <w:unhideWhenUsed/>
   </w:style>
   <w:style w:type="table" w:default="1" w:styleId="a1">
